--- a/example_articles/us_region/Northeast/5.us_region_Northeast_Other_publisher.docx
+++ b/example_articles/us_region/Northeast/5.us_region_Northeast_Other_publisher.docx
@@ -27,17 +27,17 @@
     </w:p>
     <w:p>
       <w:r>
-        <w:t>Source File: Other publishers/Files (500) (25).DOCX</w:t>
+        <w:t>Source file: Other publishers/Files (500) (25).DOCX</w:t>
       </w:r>
     </w:p>
     <w:p>
       <w:r>
-        <w:t>Raw locations result: ['Massachusetts', 'New York', 'Rhode Island', 'Maryland']</w:t>
+        <w:t>Raw locations result, 'locations': ['Massachusetts', 'New York', 'Rhode Island', 'Maryland']</w:t>
       </w:r>
     </w:p>
     <w:p>
       <w:r>
-        <w:t>us_region_stand_flat (Standardized): Northeast</w:t>
+        <w:t>Standardized locations result, 'us_region_stand_flat': Northeast</w:t>
       </w:r>
     </w:p>
     <w:p>

--- a/example_articles/us_region/Northeast/5.us_region_Northeast_Other_publisher.docx
+++ b/example_articles/us_region/Northeast/5.us_region_Northeast_Other_publisher.docx
@@ -7,7 +7,7 @@
         <w:pStyle w:val="Heading1"/>
       </w:pPr>
       <w:r>
-        <w:t>Fire aftermath cools disco beat in NYC</w:t>
+        <w:t>Couple's life was a mirage</w:t>
       </w:r>
     </w:p>
     <w:p>
@@ -17,7 +17,7 @@
     </w:p>
     <w:p>
       <w:r>
-        <w:t>Date: 1990-06-01</w:t>
+        <w:t>Date: 1990-01-10</w:t>
       </w:r>
     </w:p>
     <w:p>
@@ -32,7 +32,7 @@
     </w:p>
     <w:p>
       <w:r>
-        <w:t>Raw locations result, 'locations': ['Massachusetts', 'New York', 'Rhode Island', 'Maryland']</w:t>
+        <w:t>Raw locations result, 'locations': ['Massachusetts']</w:t>
       </w:r>
     </w:p>
     <w:p>
@@ -49,49 +49,57 @@
     </w:p>
     <w:p>
       <w:r>
-        <w:t>A hypnotic merengue beat pulses across the Voices Latin Disco under Tremont Avenue. Twirling bodies sway in the red and blue lights, bottles of Bacardi and Coke wait at the tables.</w:t>
+        <w:t>Charles Stuart lies cold and quiet in Woodlawn Cemetery's Plot 1445, but almost no one is willing to let him or the murder of his pregnant wife Carol lie in peace.</w:t>
         <w:br/>
-        <w:t>It's the usual Saturday night dance in the Bronx. But this weekend, like every weekend since March 25, there are fewer dancers.</w:t>
+        <w:t>The shooting of Stuart's wife, his earlier tale that a black assailant was to blame, then his leap last Thursday off the Tobin Bridge after his brother made him the top suspect in his wife's murder has captivated a nation hungry for missing pieces of the sordid puzzle.</w:t>
         <w:br/>
-        <w:t>Two months after a fire killed 87 people at the Happy Land Social Club near here, the Voices is among a handful of clubs still legally open.</w:t>
+        <w:t>''I think all the answers went down in the Mystic River'' where Charles Stuart died, said Kathy King, a neighbor.</w:t>
         <w:br/>
-        <w:t>Once a cheap alternative to expensive Manhattan discos, most of the illegal clubs - fraught with safety violations and lacking licenses - are now closed. The few left aren't drawing big crowds. Many poor and working-class Hispanics are staying home.</w:t>
+        <w:t>What is it about the case that ''tugged at every emotion,'' as Joyce Brothers puts it?</w:t>
         <w:br/>
-        <w:t>Cuban immigrant Julio Gonzales pleaded not guilty to starting the fire, the USA's deadliest in 13 years. Prosecutors say Gonzales, 36, torched the club after a fight with his girlfriend.</w:t>
+        <w:t>''It has all the elements,'' Brothers said, ''murder, romantic entanglements, money, mystery.'' And anger.</w:t>
         <w:br/>
-        <w:t>Since March, a massive crackdown has thrown a curtain of steel security gates down on hundreds of illegal social clubs. Where once merengue and salsa poured out of doors on nearly every block, now the music wafts mostly from passing cars. Only the gaudy lights of all-night bodega groceries and take- out chicken joints call out in the rolling streets of Tremont.</w:t>
+        <w:t>''People are very angry that their emotions were manipulated. People very much resent being made a fool of and many people were very upset by this.''</w:t>
         <w:br/>
-        <w:t>''It's increasingly difficult to find'' illegal clubs, says Police Deputy Inspector Jesse Peterman. ''There's been a dramatic reduction. We feel that the program has been successful.''</w:t>
+        <w:t>After Charles used his car phone to beg for help during the shooting, the story seemed a tragic end for what the media dubbed the ''Camelot couple.''</w:t>
         <w:br/>
-        <w:t>Juan Cotto agrees.</w:t>
+        <w:t>''Theoretically,'' said Brothers, ''they were very much in love … coming back from a natural childbirth class - from what was supposed to have been the happiest moment in their lives.''</w:t>
         <w:br/>
-        <w:t>''They shut all the clubs down,'' said Cotto, a musician who last week played his first post-fire date at the Sombrero Club on Jerome Avenue.</w:t>
+        <w:t>Now, Carol Stuart's family talks about the mirage of her ''totally happy life.''</w:t>
         <w:br/>
-        <w:t>Although a city social club task force has spread citywide, Bronx club owners say they've been hit hardest. Borough numbers are unavailable, but 361 clubs have been ordered vacated in New York, 96 for repeat violations.</w:t>
+        <w:t>''It's unbelievable, we never would have guessed it in a million years,'' said her brother, Carl DiMaiti.</w:t>
         <w:br/>
-        <w:t>Like the Happy Land, most of the closed clubs were riddled with violations. They didn't have fire exits - or exit signs, sprinklers, alarm systems, emergency lights, occupancy permits or liquor licenses.</w:t>
+        <w:t>''She was a little Cinderella,'' said Carol Dunn, who worked with Carol Stuart at Suffolk University Law School in Boston in 1983. ''She was a shining light. She was so bubbly. I never saw her in a bad mood.''</w:t>
         <w:br/>
-        <w:t>Says New York Fire Department Assistant Commissioner John Mulligan: ''This time we mean business.''</w:t>
+        <w:t>Dark-haired and petite, Carol Stuart, 30, worried about her weight and always ate salads. Mostly, Dunn said, ''she worried about other people and took care of them.''</w:t>
         <w:br/>
-        <w:t>And that's bad for business.</w:t>
+        <w:t>Dunn was especially impressed with Carol Stuart's close relationship with her family and then-boyfriend. Charles Stuart, a former altar boy, was as quiet as she was outgoing, says Dunn.</w:t>
         <w:br/>
-        <w:t>''It's getting worse and worse,'' says Tito Lopez, owner of Voices, whose 360-person ballroom drew just 150 dancers on a recent Saturday night. The club, where men are frisked and women searched with a hand-held metal detector at the door, charges a Manhattan-style $ 20 cover, steep compared with Happy Land's $ 5 fee.</w:t>
+        <w:t>Remy Sharrillo, 69, of Medford, who knew Carol since she was 15, said her parents never wanted her to marry Charles.</w:t>
         <w:br/>
-        <w:t>''There's nobody here. There's no money to pay my workers,'' Lopez says.</w:t>
+        <w:t>''He was a dishwasher,'' said Sharrillo. ''The father didn't like him at all and the wife wasn't that crazy about him either. They finally gave in. … She idolized the guy. She was nuts about him.''</w:t>
         <w:br/>
-        <w:t>The club has been burglarized twice since officials ordered its security gates removed. And a second, $ 250,000 club upstairs is idle because red tape has held up an assembly permit. Since the fire, Lopez says, ''everything is taking so long.''</w:t>
+        <w:t>At the couple's slate-blue split-level on Reading's Harvest Street, a wreath with little blue teddy bears still hangs on the door. The light above the front door is on.</w:t>
         <w:br/>
-        <w:t>City officials aren't the only ones taking precautions.</w:t>
+        <w:t>The Revere neighborhood where Charles Stuart grew up is a tight-knit enclave of mostly working-class Irish families. Most have lived there for generations; many are related. Children play in the street while their parents socialize.</w:t>
         <w:br/>
-        <w:t>Radhames Melo, 29, ''used to go to any hole,'' he says. Now, says the Dominican salesman, on his way into the Astromundo Club, he's more careful.</w:t>
+        <w:t>''I feel bad for the family, because Charlie (Sr.) and Dot are nice people,'' says King, who lives behind the Stuarts. ''They're honest people. They didn't do anything wrong and they can't even walk out the door.''</w:t>
         <w:br/>
-        <w:t>So is the Astromundo, which advertises its live acts on local Spanish TV and radio. The now-legal club was closed for a month after the Happy Land fire because it didn't have an occupancy certificate. Patrons recall there used to be locks on a back exit. Now, they say, the club has cleaned up its act.</w:t>
+        <w:t>Neighbor Joanne Bogus, who has lived two houses down from the Stuarts for 14 years, said the Stuart boys were always together and that neighborhood children ''looked up to Chuckie (Charles Jr.).''</w:t>
         <w:br/>
-        <w:t>That's good enough for Ada Santiago, 18, who lost two friends at the Happy Land. The Puerto Rican high school student, who comes to the Astromundo to dance, says she ''stayed away for a month, then I started coming back. I thought it was never going to happen again.''</w:t>
+        <w:t>King described Charles as the kind of boy who would shovel the snow off an elderly neighbor's steps in the winter. That he could have grown up to be a cold, calculated killer is hard to believe, she said.</w:t>
         <w:br/>
-        <w:t>But it might. Most club goers say the first thing they now do is check the exits.</w:t>
+        <w:t>''It's really bizarre. This is definitely going to be a movie someday - it's better than the soap operas.''</w:t>
         <w:br/>
-        <w:t>''When we came down the steps we joked about if there was a fire how would we get out,'' says Angel Estrella, 21, a Puerto Rican clerk dancing at Voices. But ''it didn't stop me. … This is something people will never stop doing. They just want to have fun.''</w:t>
+        <w:t>''Not once did Chuck Stuart give us any reason to believe he was anything but honest,'' said Jay Kakas, the owner at the fur store where Stuart worked. ''If he had, he would have been out of here long ago. Like everyone else, we were duped.''</w:t>
+        <w:br/>
+        <w:t>Contributing: Steve Marshall, John Larrabee.</w:t>
+        <w:br/>
+        <w:br/>
+        <w:t>Notes</w:t>
+        <w:br/>
+        <w:br/>
+        <w:t>Accompanies; Mayor; Boston's 'moving on'</w:t>
         <w:br/>
         <w:br/>
         <w:t>Graphic</w:t>
@@ -99,11 +107,11 @@
         <w:br/>
         <w:t xml:space="preserve"> </w:t>
         <w:br/>
-        <w:t>PHOTO; b/w, Carol Halebian (Jose Ramirez); PHOTO; b/w, Mario Suriani, AP (Fires, Happy Land Social Club); PHOTO; b/w, Carol Halebian (Ada Santiago)</w:t>
+        <w:t>PHOTO; b/w, Mark Garfinkel, AP (Murder Cases, boat and divers); PHOTO; b/w, AP (Murder Cases, Carol Stuart)</w:t>
         <w:br/>
         <w:t xml:space="preserve"> </w:t>
         <w:br/>
-        <w:t>CUTLINE: JOSE RAMIREZ: Owns Astromundo Club in the Bronx CUTLINE: GRIM REMINDER: Flowers and banners mark the entrance of the once- popular Happy Land Social Club in the Bronx, where a fire killed 87 people two months ago. CUTLINE: SANTIAGO: Puerto Rican high schooler lost two friends at Happy Land, but still goes dancing after staying away a month.</w:t>
+        <w:t>CUTLINE: SEEKING EVIDENCE: A diver hands a container to officials aboard a Boston police boat in the Pines River Tuesday. Police announced they may have found the weapon used in the Stuart case. CUTLINE: CAROL Stuart: Family described her as a woman with a totally happy life.'</w:t>
       </w:r>
     </w:p>
     <w:sectPr>

--- a/example_articles/us_region/Northeast/5.us_region_Northeast_Other_publisher.docx
+++ b/example_articles/us_region/Northeast/5.us_region_Northeast_Other_publisher.docx
@@ -7,7 +7,7 @@
         <w:pStyle w:val="Heading1"/>
       </w:pPr>
       <w:r>
-        <w:t>Couple's life was a mirage</w:t>
+        <w:t>Obama hails life story, record; Fierce debate about her views expected</w:t>
       </w:r>
     </w:p>
     <w:p>
@@ -17,22 +17,22 @@
     </w:p>
     <w:p>
       <w:r>
-        <w:t>Date: 1990-01-10</w:t>
+        <w:t>Date: 2009-05-27</w:t>
       </w:r>
     </w:p>
     <w:p>
       <w:r>
-        <w:t>Section: NEWS; Pg. 3A</w:t>
+        <w:t>Section: NEWS; Pg. 1A</w:t>
       </w:r>
     </w:p>
     <w:p>
       <w:r>
-        <w:t>Source file: Other publishers/Files (500) (25).DOCX</w:t>
+        <w:t>Source file: Other publishers/Files (500) (12).DOCX</w:t>
       </w:r>
     </w:p>
     <w:p>
       <w:r>
-        <w:t>Raw locations result, 'locations': ['Massachusetts']</w:t>
+        <w:t>Raw locations result, 'locations': ['New York']</w:t>
       </w:r>
     </w:p>
     <w:p>
@@ -49,69 +49,21 @@
     </w:p>
     <w:p>
       <w:r>
-        <w:t>Charles Stuart lies cold and quiet in Woodlawn Cemetery's Plot 1445, but almost no one is willing to let him or the murder of his pregnant wife Carol lie in peace.</w:t>
+        <w:t>WASHINGTON -- President Obama's historic nomination Tuesday of federal appeals Judge Sonia Sotomayor to the Supreme Court paves the way for a heated summer debate on the role her gender, Hispanic roots and working-class Bronx background should play in her rulings.</w:t>
         <w:br/>
-        <w:t>The shooting of Stuart's wife, his earlier tale that a black assailant was to blame, then his leap last Thursday off the Tobin Bridge after his brother made him the top suspect in his wife's murder has captivated a nation hungry for missing pieces of the sordid puzzle.</w:t>
+        <w:t>Obama heralded Sotomayor's life story, judicial record and "experience being tested by obstacles and barriers" as reasons for Senate confirmation. Conservatives, including the Committee for Justice, said she has wrongly inserted her personal views into rulings.</w:t>
         <w:br/>
-        <w:t>''I think all the answers went down in the Mystic River'' where Charles Stuart died, said Kathy King, a neighbor.</w:t>
+        <w:t>Conservatives such as Jay Sekulow of the American Center for Law and Justice said Democrats, on the verge of controlling 60 of 100 Senate votes, have the upper hand on confirmation. But they said the 54-year-old jurist's legal rulings and past statements are fair game. They cited her comment on judges making policy, now making the rounds on YouTube, and her ruling against white firefighters in New Haven, Conn., who charged reverse discrimination -- a case soon to be decided by the Supreme Court.</w:t>
         <w:br/>
-        <w:t>What is it about the case that ''tugged at every emotion,'' as Joyce Brothers puts it?</w:t>
+        <w:t>"She's bringing her ethnic heritage and her gender to decisions," said Wendy Long of the Judicial Confirmation Network, who led a conference call Tuesday with dozens of conservative activists.</w:t>
         <w:br/>
-        <w:t>''It has all the elements,'' Brothers said, ''murder, romantic entanglements, money, mystery.'' And anger.</w:t>
+        <w:t>Republicans who will help decide her fate mostly held their fire but said they will parse her words. "If she does consider herself a policymaker, that would be entirely wrong," said Sen. Chuck Grassley, R-Iowa. "She's supposed to interpret my policy."</w:t>
         <w:br/>
-        <w:t>''People are very angry that their emotions were manipulated. People very much resent being made a fool of and many people were very upset by this.''</w:t>
+        <w:t>Obama cited the empathy Sotomayor gained being raised in a housing project by a widow who worked six days a week. She would bring to the court "wisdom accumulated from an inspiring life's journey," he said.</w:t>
         <w:br/>
-        <w:t>After Charles used his car phone to beg for help during the shooting, the story seemed a tragic end for what the media dubbed the ''Camelot couple.''</w:t>
+        <w:t>Sotomayor was first nominated to a federal district court in 1991 by Republican George H.W. Bush. Seven current GOP senators supported her 1998 elevation to a federal appeals court by Democrat Bill Clinton. Eleven current GOP senators -- including Alabama's Jeff Sessions, now the Senate Judiciary Committee's top Republican -- voted no.</w:t>
         <w:br/>
-        <w:t>''Theoretically,'' said Brothers, ''they were very much in love … coming back from a natural childbirth class - from what was supposed to have been the happiest moment in their lives.''</w:t>
-        <w:br/>
-        <w:t>Now, Carol Stuart's family talks about the mirage of her ''totally happy life.''</w:t>
-        <w:br/>
-        <w:t>''It's unbelievable, we never would have guessed it in a million years,'' said her brother, Carl DiMaiti.</w:t>
-        <w:br/>
-        <w:t>''She was a little Cinderella,'' said Carol Dunn, who worked with Carol Stuart at Suffolk University Law School in Boston in 1983. ''She was a shining light. She was so bubbly. I never saw her in a bad mood.''</w:t>
-        <w:br/>
-        <w:t>Dark-haired and petite, Carol Stuart, 30, worried about her weight and always ate salads. Mostly, Dunn said, ''she worried about other people and took care of them.''</w:t>
-        <w:br/>
-        <w:t>Dunn was especially impressed with Carol Stuart's close relationship with her family and then-boyfriend. Charles Stuart, a former altar boy, was as quiet as she was outgoing, says Dunn.</w:t>
-        <w:br/>
-        <w:t>Remy Sharrillo, 69, of Medford, who knew Carol since she was 15, said her parents never wanted her to marry Charles.</w:t>
-        <w:br/>
-        <w:t>''He was a dishwasher,'' said Sharrillo. ''The father didn't like him at all and the wife wasn't that crazy about him either. They finally gave in. … She idolized the guy. She was nuts about him.''</w:t>
-        <w:br/>
-        <w:t>At the couple's slate-blue split-level on Reading's Harvest Street, a wreath with little blue teddy bears still hangs on the door. The light above the front door is on.</w:t>
-        <w:br/>
-        <w:t>The Revere neighborhood where Charles Stuart grew up is a tight-knit enclave of mostly working-class Irish families. Most have lived there for generations; many are related. Children play in the street while their parents socialize.</w:t>
-        <w:br/>
-        <w:t>''I feel bad for the family, because Charlie (Sr.) and Dot are nice people,'' says King, who lives behind the Stuarts. ''They're honest people. They didn't do anything wrong and they can't even walk out the door.''</w:t>
-        <w:br/>
-        <w:t>Neighbor Joanne Bogus, who has lived two houses down from the Stuarts for 14 years, said the Stuart boys were always together and that neighborhood children ''looked up to Chuckie (Charles Jr.).''</w:t>
-        <w:br/>
-        <w:t>King described Charles as the kind of boy who would shovel the snow off an elderly neighbor's steps in the winter. That he could have grown up to be a cold, calculated killer is hard to believe, she said.</w:t>
-        <w:br/>
-        <w:t>''It's really bizarre. This is definitely going to be a movie someday - it's better than the soap operas.''</w:t>
-        <w:br/>
-        <w:t>''Not once did Chuck Stuart give us any reason to believe he was anything but honest,'' said Jay Kakas, the owner at the fur store where Stuart worked. ''If he had, he would have been out of here long ago. Like everyone else, we were duped.''</w:t>
-        <w:br/>
-        <w:t>Contributing: Steve Marshall, John Larrabee.</w:t>
-        <w:br/>
-        <w:br/>
-        <w:t>Notes</w:t>
-        <w:br/>
-        <w:br/>
-        <w:t>Accompanies; Mayor; Boston's 'moving on'</w:t>
-        <w:br/>
-        <w:br/>
-        <w:t>Graphic</w:t>
-        <w:br/>
-        <w:br/>
-        <w:t xml:space="preserve"> </w:t>
-        <w:br/>
-        <w:t>PHOTO; b/w, Mark Garfinkel, AP (Murder Cases, boat and divers); PHOTO; b/w, AP (Murder Cases, Carol Stuart)</w:t>
-        <w:br/>
-        <w:t xml:space="preserve"> </w:t>
-        <w:br/>
-        <w:t>CUTLINE: SEEKING EVIDENCE: A diver hands a container to officials aboard a Boston police boat in the Pines River Tuesday. Police announced they may have found the weapon used in the Stuart case. CUTLINE: CAROL Stuart: Family described her as a woman with a totally happy life.'</w:t>
+        <w:t>University of Minnesota law professor Timothy Johnson said Republicans must be cautious about opposing Sotomayor and alienating Hispanic voters. Ed Gillespie, a counselor to former president George W. Bush, said principle comes first: "A lifetime appointment to the Supreme Court certainly warrants that."</w:t>
       </w:r>
     </w:p>
     <w:sectPr>
